--- a/docs/thesis/SRS_AgroHub_Obrijan_Filip_FAF232.docx
+++ b/docs/thesis/SRS_AgroHub_Obrijan_Filip_FAF232.docx
@@ -1011,7 +1011,7 @@
                 <w:rFonts w:ascii="Times New Roman" w:hAnsi="Times New Roman" w:cs="Times New Roman"/>
                 <w:noProof/>
               </w:rPr>
-              <w:t xml:space="preserve">6 NON-FUNCTIONAL REQUIREMENTS AND ACCEPTANCE CRITERIA</w:t>
+              <w:t xml:space="preserve">REFERENCES</w:t>
             </w:r>
             <w:r>
               <w:rPr>
@@ -1047,62 +1047,6 @@
                 <w:noProof/>
               </w:rPr>
               <w:t xml:space="preserve">16</w:t>
-            </w:r>
-            <w:r>
-              <w:rPr>
-                <w:rFonts w:ascii="Times New Roman" w:hAnsi="Times New Roman" w:cs="Times New Roman"/>
-                <w:noProof/>
-              </w:rPr>
-              <w:fldChar w:fldCharType="end"/>
-            </w:r>
-          </w:hyperlink>
-        </w:p>
-        <w:p>
-          <w:pPr>
-            <w:pStyle w:val="TOC1"/>
-          </w:pPr>
-          <w:hyperlink w:anchor="_Toc900107" w:history="1">
-            <w:r>
-              <w:rPr>
-                <w:rFonts w:ascii="Times New Roman" w:hAnsi="Times New Roman" w:cs="Times New Roman"/>
-                <w:noProof/>
-              </w:rPr>
-              <w:t xml:space="preserve">REFERENCES</w:t>
-            </w:r>
-            <w:r>
-              <w:rPr>
-                <w:rFonts w:ascii="Times New Roman" w:hAnsi="Times New Roman" w:cs="Times New Roman"/>
-                <w:noProof/>
-              </w:rPr>
-              <w:tab/>
-            </w:r>
-            <w:r>
-              <w:rPr>
-                <w:rFonts w:ascii="Times New Roman" w:hAnsi="Times New Roman" w:cs="Times New Roman"/>
-                <w:noProof/>
-              </w:rPr>
-              <w:fldChar w:fldCharType="begin"/>
-            </w:r>
-            <w:r>
-              <w:rPr>
-                <w:rFonts w:ascii="Times New Roman" w:hAnsi="Times New Roman" w:cs="Times New Roman"/>
-                <w:noProof/>
-              </w:rPr>
-              <w:instrText xml:space="preserve"> PAGEREF _Toc900107 \h </w:instrText>
-            </w:r>
-            <w:r>
-              <w:rPr>
-                <w:rFonts w:ascii="Times New Roman" w:hAnsi="Times New Roman" w:cs="Times New Roman"/>
-                <w:noProof/>
-              </w:rPr>
-              <w:fldChar w:fldCharType="separate"/>
-            </w:r>
-            <w:r>
-              <w:rPr>
-                <w:rFonts w:ascii="Times New Roman" w:hAnsi="Times New Roman" w:cs="Times New Roman"/>
-                <w:noProof/>
-              </w:rPr>
-              <w:t xml:space="preserve">18</w:t>
             </w:r>
             <w:r>
               <w:rPr>
@@ -1420,94 +1364,6 @@
                 <w:color w:val="000000"/>
                 <w:sz w:val="24"/>
               </w:rPr>
-              <w:t>HTTPS</w:t>
-            </w:r>
-          </w:p>
-        </w:tc>
-        <w:tc>
-          <w:tcPr>
-            <w:tcW w:type="dxa" w:w="7937"/>
-          </w:tcPr>
-          <w:p>
-            <w:pPr>
-              <w:spacing w:line="240" w:lineRule="auto" w:before="0" w:after="80"/>
-              <w:ind w:firstLine="0"/>
-              <w:jc w:val="left"/>
-            </w:pPr>
-            <w:r>
-              <w:rPr>
-                <w:rFonts w:ascii="Times New Roman" w:hAnsi="Times New Roman" w:cs="Times New Roman" w:eastAsia="Times New Roman"/>
-                <w:b w:val="0"/>
-                <w:color w:val="000000"/>
-                <w:sz w:val="24"/>
-              </w:rPr>
-              <w:t>– Hypertext Transfer Protocol Secure</w:t>
-            </w:r>
-          </w:p>
-        </w:tc>
-      </w:tr>
-      <w:tr>
-        <w:tc>
-          <w:tcPr>
-            <w:tcW w:type="dxa" w:w="1701"/>
-          </w:tcPr>
-          <w:p>
-            <w:pPr>
-              <w:spacing w:line="240" w:lineRule="auto" w:before="0" w:after="80"/>
-              <w:ind w:firstLine="0"/>
-              <w:jc w:val="left"/>
-            </w:pPr>
-            <w:r>
-              <w:rPr>
-                <w:rFonts w:ascii="Times New Roman" w:hAnsi="Times New Roman" w:cs="Times New Roman" w:eastAsia="Times New Roman"/>
-                <w:b/>
-                <w:color w:val="000000"/>
-                <w:sz w:val="24"/>
-              </w:rPr>
-              <w:t>NFR</w:t>
-            </w:r>
-          </w:p>
-        </w:tc>
-        <w:tc>
-          <w:tcPr>
-            <w:tcW w:type="dxa" w:w="7937"/>
-          </w:tcPr>
-          <w:p>
-            <w:pPr>
-              <w:spacing w:line="240" w:lineRule="auto" w:before="0" w:after="80"/>
-              <w:ind w:firstLine="0"/>
-              <w:jc w:val="left"/>
-            </w:pPr>
-            <w:r>
-              <w:rPr>
-                <w:rFonts w:ascii="Times New Roman" w:hAnsi="Times New Roman" w:cs="Times New Roman" w:eastAsia="Times New Roman"/>
-                <w:b w:val="0"/>
-                <w:color w:val="000000"/>
-                <w:sz w:val="24"/>
-              </w:rPr>
-              <w:t>– Non-Functional Requirement</w:t>
-            </w:r>
-          </w:p>
-        </w:tc>
-      </w:tr>
-      <w:tr>
-        <w:tc>
-          <w:tcPr>
-            <w:tcW w:type="dxa" w:w="1701"/>
-          </w:tcPr>
-          <w:p>
-            <w:pPr>
-              <w:spacing w:line="240" w:lineRule="auto" w:before="0" w:after="80"/>
-              <w:ind w:firstLine="0"/>
-              <w:jc w:val="left"/>
-            </w:pPr>
-            <w:r>
-              <w:rPr>
-                <w:rFonts w:ascii="Times New Roman" w:hAnsi="Times New Roman" w:cs="Times New Roman" w:eastAsia="Times New Roman"/>
-                <w:b/>
-                <w:color w:val="000000"/>
-                <w:sz w:val="24"/>
-              </w:rPr>
               <w:t>REST</w:t>
             </w:r>
           </w:p>
@@ -1744,7 +1600,7 @@
           <w:color w:val="000000"/>
           <w:sz w:val="24"/>
         </w:rPr>
-        <w:t>The document is organised as follows. Chapter 2 presents the informal requirements, their clarification, the goals, the constraints and the key user flows. Chapter 3 gives the general description of the system together with its actors and roles. Chapter 4 lists the functional requirements, Chapter 5 the use cases and user stories, and Chapter 6 the non-functional requirements and the acceptance criteria.</w:t>
+        <w:t>The document is organised as follows. Chapter 2 presents the informal requirements, their clarification, the goals, the constraints and the key user flows. Chapter 3 gives the general description of the system together with its actors and roles. Chapter 4 lists the functional requirements, and Chapter 5 the use cases and the user stories. The non-functional requirements are specified in Chapter 6, delivered as a separate section that is appended to this document.</w:t>
       </w:r>
     </w:p>
     <w:p>
@@ -10053,1449 +9909,9 @@
           <w:color w:val="000000"/>
           <w:sz w:val="26"/>
         </w:rPr>
-        <w:t>6 NON-FUNCTIONAL REQUIREMENTS AND ACCEPTANCE CRITERIA</w:t>
+        <w:t>REFERENCES</w:t>
       </w:r>
       <w:bookmarkEnd w:id="106"/>
-    </w:p>
-    <w:p>
-      <w:pPr>
-        <w:pStyle w:val="BodyText2026"/>
-        <w:keepNext/>
-      </w:pPr>
-      <w:r>
-        <w:rPr>
-          <w:rFonts w:ascii="Times New Roman" w:hAnsi="Times New Roman" w:cs="Times New Roman" w:eastAsia="Times New Roman"/>
-          <w:color w:val="000000"/>
-          <w:sz w:val="24"/>
-        </w:rPr>
-        <w:t>The non-functional requirements describe how well the system must perform its functions. They were formulated in a measurable way, so that each of them can be checked, and are grouped into two tables. Table 6.1 covers performance, reliability, usability, portability and maintainability.</w:t>
-      </w:r>
-    </w:p>
-    <w:p>
-      <w:pPr>
-        <w:keepNext/>
-        <w:spacing w:before="120"/>
-        <w:jc w:val="right"/>
-      </w:pPr>
-      <w:r>
-        <w:rPr>
-          <w:rFonts w:ascii="Times New Roman" w:hAnsi="Times New Roman" w:cs="Times New Roman" w:eastAsia="Times New Roman"/>
-          <w:b/>
-          <w:color w:val="000000"/>
-          <w:sz w:val="24"/>
-        </w:rPr>
-        <w:t>Table 6.1 – Non-functional requirements: quality of the system</w:t>
-      </w:r>
-    </w:p>
-    <w:tbl>
-      <w:tblPr>
-        <w:tblStyle w:val="TableGrid"/>
-        <w:tblW w:type="auto" w:w="0"/>
-        <w:jc w:val="center"/>
-        <w:tblLayout w:type="fixed"/>
-        <w:tblLook w:firstColumn="1" w:firstRow="1" w:lastColumn="0" w:lastRow="0" w:noHBand="0" w:noVBand="1" w:val="04A0"/>
-      </w:tblPr>
-      <w:tblGrid>
-        <w:gridCol w:w="1020"/>
-        <w:gridCol w:w="1701"/>
-        <w:gridCol w:w="7484"/>
-      </w:tblGrid>
-      <w:tr>
-        <w:trPr>
-          <w:tblHeader w:val="true"/>
-        </w:trPr>
-        <w:tc>
-          <w:tcPr>
-            <w:tcW w:type="dxa" w:w="1020"/>
-            <w:shd w:val="clear" w:color="auto" w:fill="D9D9D9"/>
-          </w:tcPr>
-          <w:p>
-            <w:pPr>
-              <w:keepNext/>
-              <w:spacing w:line="240" w:lineRule="auto" w:before="0" w:after="0"/>
-              <w:ind w:firstLine="0"/>
-              <w:jc w:val="center"/>
-            </w:pPr>
-            <w:r>
-              <w:rPr>
-                <w:rFonts w:ascii="Times New Roman" w:hAnsi="Times New Roman" w:cs="Times New Roman" w:eastAsia="Times New Roman"/>
-                <w:b/>
-                <w:color w:val="000000"/>
-                <w:sz w:val="22"/>
-              </w:rPr>
-              <w:t>ID</w:t>
-            </w:r>
-          </w:p>
-        </w:tc>
-        <w:tc>
-          <w:tcPr>
-            <w:tcW w:type="dxa" w:w="1701"/>
-            <w:shd w:val="clear" w:color="auto" w:fill="D9D9D9"/>
-          </w:tcPr>
-          <w:p>
-            <w:pPr>
-              <w:keepNext/>
-              <w:spacing w:line="240" w:lineRule="auto" w:before="0" w:after="0"/>
-              <w:ind w:firstLine="0"/>
-              <w:jc w:val="center"/>
-            </w:pPr>
-            <w:r>
-              <w:rPr>
-                <w:rFonts w:ascii="Times New Roman" w:hAnsi="Times New Roman" w:cs="Times New Roman" w:eastAsia="Times New Roman"/>
-                <w:b/>
-                <w:color w:val="000000"/>
-                <w:sz w:val="22"/>
-              </w:rPr>
-              <w:t>Category</w:t>
-            </w:r>
-          </w:p>
-        </w:tc>
-        <w:tc>
-          <w:tcPr>
-            <w:tcW w:type="dxa" w:w="7483"/>
-            <w:shd w:val="clear" w:color="auto" w:fill="D9D9D9"/>
-          </w:tcPr>
-          <w:p>
-            <w:pPr>
-              <w:keepNext/>
-              <w:spacing w:line="240" w:lineRule="auto" w:before="0" w:after="0"/>
-              <w:ind w:firstLine="0"/>
-              <w:jc w:val="center"/>
-            </w:pPr>
-            <w:r>
-              <w:rPr>
-                <w:rFonts w:ascii="Times New Roman" w:hAnsi="Times New Roman" w:cs="Times New Roman" w:eastAsia="Times New Roman"/>
-                <w:b/>
-                <w:color w:val="000000"/>
-                <w:sz w:val="22"/>
-              </w:rPr>
-              <w:t>Requirement</w:t>
-            </w:r>
-          </w:p>
-        </w:tc>
-      </w:tr>
-      <w:tr>
-        <w:trPr>
-          <w:cantSplit w:val="true"/>
-        </w:trPr>
-        <w:tc>
-          <w:tcPr>
-            <w:tcW w:type="dxa" w:w="1020"/>
-          </w:tcPr>
-          <w:p>
-            <w:pPr>
-              <w:keepNext/>
-              <w:spacing w:line="240" w:lineRule="auto" w:before="0" w:after="0"/>
-              <w:ind w:firstLine="0"/>
-              <w:jc w:val="left"/>
-            </w:pPr>
-            <w:r>
-              <w:rPr>
-                <w:rFonts w:ascii="Times New Roman" w:hAnsi="Times New Roman" w:cs="Times New Roman" w:eastAsia="Times New Roman"/>
-                <w:b w:val="0"/>
-                <w:color w:val="000000"/>
-                <w:sz w:val="22"/>
-              </w:rPr>
-              <w:t>NFR-01</w:t>
-            </w:r>
-          </w:p>
-        </w:tc>
-        <w:tc>
-          <w:tcPr>
-            <w:tcW w:type="dxa" w:w="1701"/>
-          </w:tcPr>
-          <w:p>
-            <w:pPr>
-              <w:keepNext/>
-              <w:spacing w:line="240" w:lineRule="auto" w:before="0" w:after="0"/>
-              <w:ind w:firstLine="0"/>
-              <w:jc w:val="left"/>
-            </w:pPr>
-            <w:r>
-              <w:rPr>
-                <w:rFonts w:ascii="Times New Roman" w:hAnsi="Times New Roman" w:cs="Times New Roman" w:eastAsia="Times New Roman"/>
-                <w:b w:val="0"/>
-                <w:color w:val="000000"/>
-                <w:sz w:val="22"/>
-              </w:rPr>
-              <w:t>Performance</w:t>
-            </w:r>
-          </w:p>
-        </w:tc>
-        <w:tc>
-          <w:tcPr>
-            <w:tcW w:type="dxa" w:w="7483"/>
-          </w:tcPr>
-          <w:p>
-            <w:pPr>
-              <w:keepNext/>
-              <w:spacing w:line="240" w:lineRule="auto" w:before="0" w:after="0"/>
-              <w:ind w:firstLine="0"/>
-              <w:jc w:val="left"/>
-            </w:pPr>
-            <w:r>
-              <w:rPr>
-                <w:rFonts w:ascii="Times New Roman" w:hAnsi="Times New Roman" w:cs="Times New Roman" w:eastAsia="Times New Roman"/>
-                <w:b w:val="0"/>
-                <w:color w:val="000000"/>
-                <w:sz w:val="22"/>
-              </w:rPr>
-              <w:t>The catalogue and the usual operations respond in at most 2 seconds with up to 1,000 active listings</w:t>
-            </w:r>
-          </w:p>
-        </w:tc>
-      </w:tr>
-      <w:tr>
-        <w:trPr>
-          <w:cantSplit w:val="true"/>
-        </w:trPr>
-        <w:tc>
-          <w:tcPr>
-            <w:tcW w:type="dxa" w:w="1020"/>
-          </w:tcPr>
-          <w:p>
-            <w:pPr>
-              <w:keepNext/>
-              <w:spacing w:line="240" w:lineRule="auto" w:before="0" w:after="0"/>
-              <w:ind w:firstLine="0"/>
-              <w:jc w:val="left"/>
-            </w:pPr>
-            <w:r>
-              <w:rPr>
-                <w:rFonts w:ascii="Times New Roman" w:hAnsi="Times New Roman" w:cs="Times New Roman" w:eastAsia="Times New Roman"/>
-                <w:b w:val="0"/>
-                <w:color w:val="000000"/>
-                <w:sz w:val="22"/>
-              </w:rPr>
-              <w:t>NFR-02</w:t>
-            </w:r>
-          </w:p>
-        </w:tc>
-        <w:tc>
-          <w:tcPr>
-            <w:tcW w:type="dxa" w:w="1701"/>
-          </w:tcPr>
-          <w:p>
-            <w:pPr>
-              <w:keepNext/>
-              <w:spacing w:line="240" w:lineRule="auto" w:before="0" w:after="0"/>
-              <w:ind w:firstLine="0"/>
-              <w:jc w:val="left"/>
-            </w:pPr>
-            <w:r>
-              <w:rPr>
-                <w:rFonts w:ascii="Times New Roman" w:hAnsi="Times New Roman" w:cs="Times New Roman" w:eastAsia="Times New Roman"/>
-                <w:b w:val="0"/>
-                <w:color w:val="000000"/>
-                <w:sz w:val="22"/>
-              </w:rPr>
-              <w:t>Data integrity</w:t>
-            </w:r>
-          </w:p>
-        </w:tc>
-        <w:tc>
-          <w:tcPr>
-            <w:tcW w:type="dxa" w:w="7483"/>
-          </w:tcPr>
-          <w:p>
-            <w:pPr>
-              <w:keepNext/>
-              <w:spacing w:line="240" w:lineRule="auto" w:before="0" w:after="0"/>
-              <w:ind w:firstLine="0"/>
-              <w:jc w:val="left"/>
-            </w:pPr>
-            <w:r>
-              <w:rPr>
-                <w:rFonts w:ascii="Times New Roman" w:hAnsi="Times New Roman" w:cs="Times New Roman" w:eastAsia="Times New Roman"/>
-                <w:b w:val="0"/>
-                <w:color w:val="000000"/>
-                <w:sz w:val="22"/>
-              </w:rPr>
-              <w:t>Simultaneous operations on the same listing never lead to selling more than the available stock</w:t>
-            </w:r>
-          </w:p>
-        </w:tc>
-      </w:tr>
-      <w:tr>
-        <w:trPr>
-          <w:cantSplit w:val="true"/>
-        </w:trPr>
-        <w:tc>
-          <w:tcPr>
-            <w:tcW w:type="dxa" w:w="1020"/>
-          </w:tcPr>
-          <w:p>
-            <w:pPr>
-              <w:keepNext/>
-              <w:spacing w:line="240" w:lineRule="auto" w:before="0" w:after="0"/>
-              <w:ind w:firstLine="0"/>
-              <w:jc w:val="left"/>
-            </w:pPr>
-            <w:r>
-              <w:rPr>
-                <w:rFonts w:ascii="Times New Roman" w:hAnsi="Times New Roman" w:cs="Times New Roman" w:eastAsia="Times New Roman"/>
-                <w:b w:val="0"/>
-                <w:color w:val="000000"/>
-                <w:sz w:val="22"/>
-              </w:rPr>
-              <w:t>NFR-03</w:t>
-            </w:r>
-          </w:p>
-        </w:tc>
-        <w:tc>
-          <w:tcPr>
-            <w:tcW w:type="dxa" w:w="1701"/>
-          </w:tcPr>
-          <w:p>
-            <w:pPr>
-              <w:keepNext/>
-              <w:spacing w:line="240" w:lineRule="auto" w:before="0" w:after="0"/>
-              <w:ind w:firstLine="0"/>
-              <w:jc w:val="left"/>
-            </w:pPr>
-            <w:r>
-              <w:rPr>
-                <w:rFonts w:ascii="Times New Roman" w:hAnsi="Times New Roman" w:cs="Times New Roman" w:eastAsia="Times New Roman"/>
-                <w:b w:val="0"/>
-                <w:color w:val="000000"/>
-                <w:sz w:val="22"/>
-              </w:rPr>
-              <w:t>Availability</w:t>
-            </w:r>
-          </w:p>
-        </w:tc>
-        <w:tc>
-          <w:tcPr>
-            <w:tcW w:type="dxa" w:w="7483"/>
-          </w:tcPr>
-          <w:p>
-            <w:pPr>
-              <w:keepNext/>
-              <w:spacing w:line="240" w:lineRule="auto" w:before="0" w:after="0"/>
-              <w:ind w:firstLine="0"/>
-              <w:jc w:val="left"/>
-            </w:pPr>
-            <w:r>
-              <w:rPr>
-                <w:rFonts w:ascii="Times New Roman" w:hAnsi="Times New Roman" w:cs="Times New Roman" w:eastAsia="Times New Roman"/>
-                <w:b w:val="0"/>
-                <w:color w:val="000000"/>
-                <w:sz w:val="22"/>
-              </w:rPr>
-              <w:t>The API exposes a health endpoint that is checked every 5 minutes by an external monitor, which also keeps the free server awake</w:t>
-            </w:r>
-          </w:p>
-        </w:tc>
-      </w:tr>
-      <w:tr>
-        <w:trPr>
-          <w:cantSplit w:val="true"/>
-        </w:trPr>
-        <w:tc>
-          <w:tcPr>
-            <w:tcW w:type="dxa" w:w="1020"/>
-          </w:tcPr>
-          <w:p>
-            <w:pPr>
-              <w:keepNext/>
-              <w:spacing w:line="240" w:lineRule="auto" w:before="0" w:after="0"/>
-              <w:ind w:firstLine="0"/>
-              <w:jc w:val="left"/>
-            </w:pPr>
-            <w:r>
-              <w:rPr>
-                <w:rFonts w:ascii="Times New Roman" w:hAnsi="Times New Roman" w:cs="Times New Roman" w:eastAsia="Times New Roman"/>
-                <w:b w:val="0"/>
-                <w:color w:val="000000"/>
-                <w:sz w:val="22"/>
-              </w:rPr>
-              <w:t>NFR-04</w:t>
-            </w:r>
-          </w:p>
-        </w:tc>
-        <w:tc>
-          <w:tcPr>
-            <w:tcW w:type="dxa" w:w="1701"/>
-          </w:tcPr>
-          <w:p>
-            <w:pPr>
-              <w:keepNext/>
-              <w:spacing w:line="240" w:lineRule="auto" w:before="0" w:after="0"/>
-              <w:ind w:firstLine="0"/>
-              <w:jc w:val="left"/>
-            </w:pPr>
-            <w:r>
-              <w:rPr>
-                <w:rFonts w:ascii="Times New Roman" w:hAnsi="Times New Roman" w:cs="Times New Roman" w:eastAsia="Times New Roman"/>
-                <w:b w:val="0"/>
-                <w:color w:val="000000"/>
-                <w:sz w:val="22"/>
-              </w:rPr>
-              <w:t>Reliability</w:t>
-            </w:r>
-          </w:p>
-        </w:tc>
-        <w:tc>
-          <w:tcPr>
-            <w:tcW w:type="dxa" w:w="7483"/>
-          </w:tcPr>
-          <w:p>
-            <w:pPr>
-              <w:keepNext/>
-              <w:spacing w:line="240" w:lineRule="auto" w:before="0" w:after="0"/>
-              <w:ind w:firstLine="0"/>
-              <w:jc w:val="left"/>
-            </w:pPr>
-            <w:r>
-              <w:rPr>
-                <w:rFonts w:ascii="Times New Roman" w:hAnsi="Times New Roman" w:cs="Times New Roman" w:eastAsia="Times New Roman"/>
-                <w:b w:val="0"/>
-                <w:color w:val="000000"/>
-                <w:sz w:val="22"/>
-              </w:rPr>
-              <w:t>The database schema is updated automatically and repeatably at every start of the server; a failed update stops the start</w:t>
-            </w:r>
-          </w:p>
-        </w:tc>
-      </w:tr>
-      <w:tr>
-        <w:trPr>
-          <w:cantSplit w:val="true"/>
-        </w:trPr>
-        <w:tc>
-          <w:tcPr>
-            <w:tcW w:type="dxa" w:w="1020"/>
-          </w:tcPr>
-          <w:p>
-            <w:pPr>
-              <w:keepNext/>
-              <w:spacing w:line="240" w:lineRule="auto" w:before="0" w:after="0"/>
-              <w:ind w:firstLine="0"/>
-              <w:jc w:val="left"/>
-            </w:pPr>
-            <w:r>
-              <w:rPr>
-                <w:rFonts w:ascii="Times New Roman" w:hAnsi="Times New Roman" w:cs="Times New Roman" w:eastAsia="Times New Roman"/>
-                <w:b w:val="0"/>
-                <w:color w:val="000000"/>
-                <w:sz w:val="22"/>
-              </w:rPr>
-              <w:t>NFR-05</w:t>
-            </w:r>
-          </w:p>
-        </w:tc>
-        <w:tc>
-          <w:tcPr>
-            <w:tcW w:type="dxa" w:w="1701"/>
-          </w:tcPr>
-          <w:p>
-            <w:pPr>
-              <w:keepNext/>
-              <w:spacing w:line="240" w:lineRule="auto" w:before="0" w:after="0"/>
-              <w:ind w:firstLine="0"/>
-              <w:jc w:val="left"/>
-            </w:pPr>
-            <w:r>
-              <w:rPr>
-                <w:rFonts w:ascii="Times New Roman" w:hAnsi="Times New Roman" w:cs="Times New Roman" w:eastAsia="Times New Roman"/>
-                <w:b w:val="0"/>
-                <w:color w:val="000000"/>
-                <w:sz w:val="22"/>
-              </w:rPr>
-              <w:t>Usability</w:t>
-            </w:r>
-          </w:p>
-        </w:tc>
-        <w:tc>
-          <w:tcPr>
-            <w:tcW w:type="dxa" w:w="7483"/>
-          </w:tcPr>
-          <w:p>
-            <w:pPr>
-              <w:keepNext/>
-              <w:spacing w:line="240" w:lineRule="auto" w:before="0" w:after="0"/>
-              <w:ind w:firstLine="0"/>
-              <w:jc w:val="left"/>
-            </w:pPr>
-            <w:r>
-              <w:rPr>
-                <w:rFonts w:ascii="Times New Roman" w:hAnsi="Times New Roman" w:cs="Times New Roman" w:eastAsia="Times New Roman"/>
-                <w:b w:val="0"/>
-                <w:color w:val="000000"/>
-                <w:sz w:val="22"/>
-              </w:rPr>
-              <w:t>The interface is in Romanian and adapts to screens from 360 pixels wide; irreversible actions require a confirmation</w:t>
-            </w:r>
-          </w:p>
-        </w:tc>
-      </w:tr>
-      <w:tr>
-        <w:trPr>
-          <w:cantSplit w:val="true"/>
-        </w:trPr>
-        <w:tc>
-          <w:tcPr>
-            <w:tcW w:type="dxa" w:w="1020"/>
-          </w:tcPr>
-          <w:p>
-            <w:pPr>
-              <w:keepNext/>
-              <w:spacing w:line="240" w:lineRule="auto" w:before="0" w:after="0"/>
-              <w:ind w:firstLine="0"/>
-              <w:jc w:val="left"/>
-            </w:pPr>
-            <w:r>
-              <w:rPr>
-                <w:rFonts w:ascii="Times New Roman" w:hAnsi="Times New Roman" w:cs="Times New Roman" w:eastAsia="Times New Roman"/>
-                <w:b w:val="0"/>
-                <w:color w:val="000000"/>
-                <w:sz w:val="22"/>
-              </w:rPr>
-              <w:t>NFR-06</w:t>
-            </w:r>
-          </w:p>
-        </w:tc>
-        <w:tc>
-          <w:tcPr>
-            <w:tcW w:type="dxa" w:w="1701"/>
-          </w:tcPr>
-          <w:p>
-            <w:pPr>
-              <w:keepNext/>
-              <w:spacing w:line="240" w:lineRule="auto" w:before="0" w:after="0"/>
-              <w:ind w:firstLine="0"/>
-              <w:jc w:val="left"/>
-            </w:pPr>
-            <w:r>
-              <w:rPr>
-                <w:rFonts w:ascii="Times New Roman" w:hAnsi="Times New Roman" w:cs="Times New Roman" w:eastAsia="Times New Roman"/>
-                <w:b w:val="0"/>
-                <w:color w:val="000000"/>
-                <w:sz w:val="22"/>
-              </w:rPr>
-              <w:t>Portability</w:t>
-            </w:r>
-          </w:p>
-        </w:tc>
-        <w:tc>
-          <w:tcPr>
-            <w:tcW w:type="dxa" w:w="7483"/>
-          </w:tcPr>
-          <w:p>
-            <w:pPr>
-              <w:keepNext/>
-              <w:spacing w:line="240" w:lineRule="auto" w:before="0" w:after="0"/>
-              <w:ind w:firstLine="0"/>
-              <w:jc w:val="left"/>
-            </w:pPr>
-            <w:r>
-              <w:rPr>
-                <w:rFonts w:ascii="Times New Roman" w:hAnsi="Times New Roman" w:cs="Times New Roman" w:eastAsia="Times New Roman"/>
-                <w:b w:val="0"/>
-                <w:color w:val="000000"/>
-                <w:sz w:val="22"/>
-              </w:rPr>
-              <w:t>The client works in the last two versions of Chrome, Firefox, Safari and Edge, with nothing to install</w:t>
-            </w:r>
-          </w:p>
-        </w:tc>
-      </w:tr>
-      <w:tr>
-        <w:trPr>
-          <w:cantSplit w:val="true"/>
-        </w:trPr>
-        <w:tc>
-          <w:tcPr>
-            <w:tcW w:type="dxa" w:w="1020"/>
-          </w:tcPr>
-          <w:p>
-            <w:pPr>
-              <w:keepNext/>
-              <w:spacing w:line="240" w:lineRule="auto" w:before="0" w:after="0"/>
-              <w:ind w:firstLine="0"/>
-              <w:jc w:val="left"/>
-            </w:pPr>
-            <w:r>
-              <w:rPr>
-                <w:rFonts w:ascii="Times New Roman" w:hAnsi="Times New Roman" w:cs="Times New Roman" w:eastAsia="Times New Roman"/>
-                <w:b w:val="0"/>
-                <w:color w:val="000000"/>
-                <w:sz w:val="22"/>
-              </w:rPr>
-              <w:t>NFR-07</w:t>
-            </w:r>
-          </w:p>
-        </w:tc>
-        <w:tc>
-          <w:tcPr>
-            <w:tcW w:type="dxa" w:w="1701"/>
-          </w:tcPr>
-          <w:p>
-            <w:pPr>
-              <w:keepNext/>
-              <w:spacing w:line="240" w:lineRule="auto" w:before="0" w:after="0"/>
-              <w:ind w:firstLine="0"/>
-              <w:jc w:val="left"/>
-            </w:pPr>
-            <w:r>
-              <w:rPr>
-                <w:rFonts w:ascii="Times New Roman" w:hAnsi="Times New Roman" w:cs="Times New Roman" w:eastAsia="Times New Roman"/>
-                <w:b w:val="0"/>
-                <w:color w:val="000000"/>
-                <w:sz w:val="22"/>
-              </w:rPr>
-              <w:t>Maintainability</w:t>
-            </w:r>
-          </w:p>
-        </w:tc>
-        <w:tc>
-          <w:tcPr>
-            <w:tcW w:type="dxa" w:w="7483"/>
-          </w:tcPr>
-          <w:p>
-            <w:pPr>
-              <w:keepNext/>
-              <w:spacing w:line="240" w:lineRule="auto" w:before="0" w:after="0"/>
-              <w:ind w:firstLine="0"/>
-              <w:jc w:val="left"/>
-            </w:pPr>
-            <w:r>
-              <w:rPr>
-                <w:rFonts w:ascii="Times New Roman" w:hAnsi="Times New Roman" w:cs="Times New Roman" w:eastAsia="Times New Roman"/>
-                <w:b w:val="0"/>
-                <w:color w:val="000000"/>
-                <w:sz w:val="22"/>
-              </w:rPr>
-              <w:t>Client and server are written in TypeScript; the automated API tests run on every change pushed to the repository</w:t>
-            </w:r>
-          </w:p>
-        </w:tc>
-      </w:tr>
-      <w:tr>
-        <w:trPr>
-          <w:cantSplit w:val="true"/>
-        </w:trPr>
-        <w:tc>
-          <w:tcPr>
-            <w:tcW w:type="dxa" w:w="1020"/>
-          </w:tcPr>
-          <w:p>
-            <w:pPr>
-              <w:keepNext/>
-              <w:spacing w:line="240" w:lineRule="auto" w:before="0" w:after="0"/>
-              <w:ind w:firstLine="0"/>
-              <w:jc w:val="left"/>
-            </w:pPr>
-            <w:r>
-              <w:rPr>
-                <w:rFonts w:ascii="Times New Roman" w:hAnsi="Times New Roman" w:cs="Times New Roman" w:eastAsia="Times New Roman"/>
-                <w:b w:val="0"/>
-                <w:color w:val="000000"/>
-                <w:sz w:val="22"/>
-              </w:rPr>
-              <w:t>NFR-08</w:t>
-            </w:r>
-          </w:p>
-        </w:tc>
-        <w:tc>
-          <w:tcPr>
-            <w:tcW w:type="dxa" w:w="1701"/>
-          </w:tcPr>
-          <w:p>
-            <w:pPr>
-              <w:keepNext/>
-              <w:spacing w:line="240" w:lineRule="auto" w:before="0" w:after="0"/>
-              <w:ind w:firstLine="0"/>
-              <w:jc w:val="left"/>
-            </w:pPr>
-            <w:r>
-              <w:rPr>
-                <w:rFonts w:ascii="Times New Roman" w:hAnsi="Times New Roman" w:cs="Times New Roman" w:eastAsia="Times New Roman"/>
-                <w:b w:val="0"/>
-                <w:color w:val="000000"/>
-                <w:sz w:val="22"/>
-              </w:rPr>
-              <w:t>Storage</w:t>
-            </w:r>
-          </w:p>
-        </w:tc>
-        <w:tc>
-          <w:tcPr>
-            <w:tcW w:type="dxa" w:w="7483"/>
-          </w:tcPr>
-          <w:p>
-            <w:pPr>
-              <w:keepNext/>
-              <w:spacing w:line="240" w:lineRule="auto" w:before="0" w:after="0"/>
-              <w:ind w:firstLine="0"/>
-              <w:jc w:val="left"/>
-            </w:pPr>
-            <w:r>
-              <w:rPr>
-                <w:rFonts w:ascii="Times New Roman" w:hAnsi="Times New Roman" w:cs="Times New Roman" w:eastAsia="Times New Roman"/>
-                <w:b w:val="0"/>
-                <w:color w:val="000000"/>
-                <w:sz w:val="22"/>
-              </w:rPr>
-              <w:t>Listing photos up to 10 MB are converted to WebP and stored in the database, so they survive restarts of the server</w:t>
-            </w:r>
-          </w:p>
-        </w:tc>
-      </w:tr>
-    </w:tbl>
-    <w:p>
-      <w:pPr>
-        <w:keepNext/>
-        <w:spacing w:after="0"/>
-      </w:pPr>
-    </w:p>
-    <w:p>
-      <w:pPr>
-        <w:pStyle w:val="BodyText2026"/>
-      </w:pPr>
-      <w:r>
-        <w:rPr>
-          <w:rFonts w:ascii="Times New Roman" w:hAnsi="Times New Roman" w:cs="Times New Roman" w:eastAsia="Times New Roman"/>
-          <w:color w:val="000000"/>
-          <w:sz w:val="24"/>
-        </w:rPr>
-        <w:t>Several of these values are imposed by the free hosting plan. Requirement NFR-03, for example, exists because a free server is put to sleep after a period of inactivity, and the first request after that would otherwise take too long.</w:t>
-      </w:r>
-    </w:p>
-    <w:p>
-      <w:pPr>
-        <w:pStyle w:val="BodyText2026"/>
-        <w:keepNext/>
-      </w:pPr>
-      <w:r>
-        <w:rPr>
-          <w:rFonts w:ascii="Times New Roman" w:hAnsi="Times New Roman" w:cs="Times New Roman" w:eastAsia="Times New Roman"/>
-          <w:color w:val="000000"/>
-          <w:sz w:val="24"/>
-        </w:rPr>
-        <w:t>The second group, in Table 6.2, deals with security and the protection of personal data. It is based on the most common risks of web applications described by OWASP [5] and on the national legislation.</w:t>
-      </w:r>
-    </w:p>
-    <w:p>
-      <w:pPr>
-        <w:keepNext/>
-        <w:spacing w:before="120"/>
-        <w:jc w:val="right"/>
-      </w:pPr>
-      <w:r>
-        <w:rPr>
-          <w:rFonts w:ascii="Times New Roman" w:hAnsi="Times New Roman" w:cs="Times New Roman" w:eastAsia="Times New Roman"/>
-          <w:b/>
-          <w:color w:val="000000"/>
-          <w:sz w:val="24"/>
-        </w:rPr>
-        <w:t>Table 6.2 – Non-functional requirements: security and data protection</w:t>
-      </w:r>
-    </w:p>
-    <w:tbl>
-      <w:tblPr>
-        <w:tblStyle w:val="TableGrid"/>
-        <w:tblW w:type="auto" w:w="0"/>
-        <w:jc w:val="center"/>
-        <w:tblLayout w:type="fixed"/>
-        <w:tblLook w:firstColumn="1" w:firstRow="1" w:lastColumn="0" w:lastRow="0" w:noHBand="0" w:noVBand="1" w:val="04A0"/>
-      </w:tblPr>
-      <w:tblGrid>
-        <w:gridCol w:w="1020"/>
-        <w:gridCol w:w="1701"/>
-        <w:gridCol w:w="7484"/>
-      </w:tblGrid>
-      <w:tr>
-        <w:trPr>
-          <w:tblHeader w:val="true"/>
-        </w:trPr>
-        <w:tc>
-          <w:tcPr>
-            <w:tcW w:type="dxa" w:w="1020"/>
-            <w:shd w:val="clear" w:color="auto" w:fill="D9D9D9"/>
-          </w:tcPr>
-          <w:p>
-            <w:pPr>
-              <w:keepNext/>
-              <w:spacing w:line="240" w:lineRule="auto" w:before="0" w:after="0"/>
-              <w:ind w:firstLine="0"/>
-              <w:jc w:val="center"/>
-            </w:pPr>
-            <w:r>
-              <w:rPr>
-                <w:rFonts w:ascii="Times New Roman" w:hAnsi="Times New Roman" w:cs="Times New Roman" w:eastAsia="Times New Roman"/>
-                <w:b/>
-                <w:color w:val="000000"/>
-                <w:sz w:val="22"/>
-              </w:rPr>
-              <w:t>ID</w:t>
-            </w:r>
-          </w:p>
-        </w:tc>
-        <w:tc>
-          <w:tcPr>
-            <w:tcW w:type="dxa" w:w="1701"/>
-            <w:shd w:val="clear" w:color="auto" w:fill="D9D9D9"/>
-          </w:tcPr>
-          <w:p>
-            <w:pPr>
-              <w:keepNext/>
-              <w:spacing w:line="240" w:lineRule="auto" w:before="0" w:after="0"/>
-              <w:ind w:firstLine="0"/>
-              <w:jc w:val="center"/>
-            </w:pPr>
-            <w:r>
-              <w:rPr>
-                <w:rFonts w:ascii="Times New Roman" w:hAnsi="Times New Roman" w:cs="Times New Roman" w:eastAsia="Times New Roman"/>
-                <w:b/>
-                <w:color w:val="000000"/>
-                <w:sz w:val="22"/>
-              </w:rPr>
-              <w:t>Category</w:t>
-            </w:r>
-          </w:p>
-        </w:tc>
-        <w:tc>
-          <w:tcPr>
-            <w:tcW w:type="dxa" w:w="7483"/>
-            <w:shd w:val="clear" w:color="auto" w:fill="D9D9D9"/>
-          </w:tcPr>
-          <w:p>
-            <w:pPr>
-              <w:keepNext/>
-              <w:spacing w:line="240" w:lineRule="auto" w:before="0" w:after="0"/>
-              <w:ind w:firstLine="0"/>
-              <w:jc w:val="center"/>
-            </w:pPr>
-            <w:r>
-              <w:rPr>
-                <w:rFonts w:ascii="Times New Roman" w:hAnsi="Times New Roman" w:cs="Times New Roman" w:eastAsia="Times New Roman"/>
-                <w:b/>
-                <w:color w:val="000000"/>
-                <w:sz w:val="22"/>
-              </w:rPr>
-              <w:t>Requirement</w:t>
-            </w:r>
-          </w:p>
-        </w:tc>
-      </w:tr>
-      <w:tr>
-        <w:trPr>
-          <w:cantSplit w:val="true"/>
-        </w:trPr>
-        <w:tc>
-          <w:tcPr>
-            <w:tcW w:type="dxa" w:w="1020"/>
-          </w:tcPr>
-          <w:p>
-            <w:pPr>
-              <w:keepNext/>
-              <w:spacing w:line="240" w:lineRule="auto" w:before="0" w:after="0"/>
-              <w:ind w:firstLine="0"/>
-              <w:jc w:val="left"/>
-            </w:pPr>
-            <w:r>
-              <w:rPr>
-                <w:rFonts w:ascii="Times New Roman" w:hAnsi="Times New Roman" w:cs="Times New Roman" w:eastAsia="Times New Roman"/>
-                <w:b w:val="0"/>
-                <w:color w:val="000000"/>
-                <w:sz w:val="22"/>
-              </w:rPr>
-              <w:t>NFR-09</w:t>
-            </w:r>
-          </w:p>
-        </w:tc>
-        <w:tc>
-          <w:tcPr>
-            <w:tcW w:type="dxa" w:w="1701"/>
-          </w:tcPr>
-          <w:p>
-            <w:pPr>
-              <w:keepNext/>
-              <w:spacing w:line="240" w:lineRule="auto" w:before="0" w:after="0"/>
-              <w:ind w:firstLine="0"/>
-              <w:jc w:val="left"/>
-            </w:pPr>
-            <w:r>
-              <w:rPr>
-                <w:rFonts w:ascii="Times New Roman" w:hAnsi="Times New Roman" w:cs="Times New Roman" w:eastAsia="Times New Roman"/>
-                <w:b w:val="0"/>
-                <w:color w:val="000000"/>
-                <w:sz w:val="22"/>
-              </w:rPr>
-              <w:t>Authentication</w:t>
-            </w:r>
-          </w:p>
-        </w:tc>
-        <w:tc>
-          <w:tcPr>
-            <w:tcW w:type="dxa" w:w="7483"/>
-          </w:tcPr>
-          <w:p>
-            <w:pPr>
-              <w:keepNext/>
-              <w:spacing w:line="240" w:lineRule="auto" w:before="0" w:after="0"/>
-              <w:ind w:firstLine="0"/>
-              <w:jc w:val="left"/>
-            </w:pPr>
-            <w:r>
-              <w:rPr>
-                <w:rFonts w:ascii="Times New Roman" w:hAnsi="Times New Roman" w:cs="Times New Roman" w:eastAsia="Times New Roman"/>
-                <w:b w:val="0"/>
-                <w:color w:val="000000"/>
-                <w:sz w:val="22"/>
-              </w:rPr>
-              <w:t>Passwords have at least 8 characters and are stored only as bcrypt hashes; a session token is valid for 7 days</w:t>
-            </w:r>
-          </w:p>
-        </w:tc>
-      </w:tr>
-      <w:tr>
-        <w:trPr>
-          <w:cantSplit w:val="true"/>
-        </w:trPr>
-        <w:tc>
-          <w:tcPr>
-            <w:tcW w:type="dxa" w:w="1020"/>
-          </w:tcPr>
-          <w:p>
-            <w:pPr>
-              <w:keepNext/>
-              <w:spacing w:line="240" w:lineRule="auto" w:before="0" w:after="0"/>
-              <w:ind w:firstLine="0"/>
-              <w:jc w:val="left"/>
-            </w:pPr>
-            <w:r>
-              <w:rPr>
-                <w:rFonts w:ascii="Times New Roman" w:hAnsi="Times New Roman" w:cs="Times New Roman" w:eastAsia="Times New Roman"/>
-                <w:b w:val="0"/>
-                <w:color w:val="000000"/>
-                <w:sz w:val="22"/>
-              </w:rPr>
-              <w:t>NFR-10</w:t>
-            </w:r>
-          </w:p>
-        </w:tc>
-        <w:tc>
-          <w:tcPr>
-            <w:tcW w:type="dxa" w:w="1701"/>
-          </w:tcPr>
-          <w:p>
-            <w:pPr>
-              <w:keepNext/>
-              <w:spacing w:line="240" w:lineRule="auto" w:before="0" w:after="0"/>
-              <w:ind w:firstLine="0"/>
-              <w:jc w:val="left"/>
-            </w:pPr>
-            <w:r>
-              <w:rPr>
-                <w:rFonts w:ascii="Times New Roman" w:hAnsi="Times New Roman" w:cs="Times New Roman" w:eastAsia="Times New Roman"/>
-                <w:b w:val="0"/>
-                <w:color w:val="000000"/>
-                <w:sz w:val="22"/>
-              </w:rPr>
-              <w:t>Verification codes</w:t>
-            </w:r>
-          </w:p>
-        </w:tc>
-        <w:tc>
-          <w:tcPr>
-            <w:tcW w:type="dxa" w:w="7483"/>
-          </w:tcPr>
-          <w:p>
-            <w:pPr>
-              <w:keepNext/>
-              <w:spacing w:line="240" w:lineRule="auto" w:before="0" w:after="0"/>
-              <w:ind w:firstLine="0"/>
-              <w:jc w:val="left"/>
-            </w:pPr>
-            <w:r>
-              <w:rPr>
-                <w:rFonts w:ascii="Times New Roman" w:hAnsi="Times New Roman" w:cs="Times New Roman" w:eastAsia="Times New Roman"/>
-                <w:b w:val="0"/>
-                <w:color w:val="000000"/>
-                <w:sz w:val="22"/>
-              </w:rPr>
-              <w:t>E-mail and password reset codes are stored as SHA-256 hashes, expire after 15 minutes and allow at most 5 attempts</w:t>
-            </w:r>
-          </w:p>
-        </w:tc>
-      </w:tr>
-      <w:tr>
-        <w:trPr>
-          <w:cantSplit w:val="true"/>
-        </w:trPr>
-        <w:tc>
-          <w:tcPr>
-            <w:tcW w:type="dxa" w:w="1020"/>
-          </w:tcPr>
-          <w:p>
-            <w:pPr>
-              <w:keepNext/>
-              <w:spacing w:line="240" w:lineRule="auto" w:before="0" w:after="0"/>
-              <w:ind w:firstLine="0"/>
-              <w:jc w:val="left"/>
-            </w:pPr>
-            <w:r>
-              <w:rPr>
-                <w:rFonts w:ascii="Times New Roman" w:hAnsi="Times New Roman" w:cs="Times New Roman" w:eastAsia="Times New Roman"/>
-                <w:b w:val="0"/>
-                <w:color w:val="000000"/>
-                <w:sz w:val="22"/>
-              </w:rPr>
-              <w:t>NFR-11</w:t>
-            </w:r>
-          </w:p>
-        </w:tc>
-        <w:tc>
-          <w:tcPr>
-            <w:tcW w:type="dxa" w:w="1701"/>
-          </w:tcPr>
-          <w:p>
-            <w:pPr>
-              <w:keepNext/>
-              <w:spacing w:line="240" w:lineRule="auto" w:before="0" w:after="0"/>
-              <w:ind w:firstLine="0"/>
-              <w:jc w:val="left"/>
-            </w:pPr>
-            <w:r>
-              <w:rPr>
-                <w:rFonts w:ascii="Times New Roman" w:hAnsi="Times New Roman" w:cs="Times New Roman" w:eastAsia="Times New Roman"/>
-                <w:b w:val="0"/>
-                <w:color w:val="000000"/>
-                <w:sz w:val="22"/>
-              </w:rPr>
-              <w:t>Abuse protection</w:t>
-            </w:r>
-          </w:p>
-        </w:tc>
-        <w:tc>
-          <w:tcPr>
-            <w:tcW w:type="dxa" w:w="7483"/>
-          </w:tcPr>
-          <w:p>
-            <w:pPr>
-              <w:keepNext/>
-              <w:spacing w:line="240" w:lineRule="auto" w:before="0" w:after="0"/>
-              <w:ind w:firstLine="0"/>
-              <w:jc w:val="left"/>
-            </w:pPr>
-            <w:r>
-              <w:rPr>
-                <w:rFonts w:ascii="Times New Roman" w:hAnsi="Times New Roman" w:cs="Times New Roman" w:eastAsia="Times New Roman"/>
-                <w:b w:val="0"/>
-                <w:color w:val="000000"/>
-                <w:sz w:val="22"/>
-              </w:rPr>
-              <w:t>At most 20 sign-in attempts and 5 e-mail sending requests are accepted from one address in 15 minutes</w:t>
-            </w:r>
-          </w:p>
-        </w:tc>
-      </w:tr>
-      <w:tr>
-        <w:trPr>
-          <w:cantSplit w:val="true"/>
-        </w:trPr>
-        <w:tc>
-          <w:tcPr>
-            <w:tcW w:type="dxa" w:w="1020"/>
-          </w:tcPr>
-          <w:p>
-            <w:pPr>
-              <w:keepNext/>
-              <w:spacing w:line="240" w:lineRule="auto" w:before="0" w:after="0"/>
-              <w:ind w:firstLine="0"/>
-              <w:jc w:val="left"/>
-            </w:pPr>
-            <w:r>
-              <w:rPr>
-                <w:rFonts w:ascii="Times New Roman" w:hAnsi="Times New Roman" w:cs="Times New Roman" w:eastAsia="Times New Roman"/>
-                <w:b w:val="0"/>
-                <w:color w:val="000000"/>
-                <w:sz w:val="22"/>
-              </w:rPr>
-              <w:t>NFR-12</w:t>
-            </w:r>
-          </w:p>
-        </w:tc>
-        <w:tc>
-          <w:tcPr>
-            <w:tcW w:type="dxa" w:w="1701"/>
-          </w:tcPr>
-          <w:p>
-            <w:pPr>
-              <w:keepNext/>
-              <w:spacing w:line="240" w:lineRule="auto" w:before="0" w:after="0"/>
-              <w:ind w:firstLine="0"/>
-              <w:jc w:val="left"/>
-            </w:pPr>
-            <w:r>
-              <w:rPr>
-                <w:rFonts w:ascii="Times New Roman" w:hAnsi="Times New Roman" w:cs="Times New Roman" w:eastAsia="Times New Roman"/>
-                <w:b w:val="0"/>
-                <w:color w:val="000000"/>
-                <w:sz w:val="22"/>
-              </w:rPr>
-              <w:t>Access control</w:t>
-            </w:r>
-          </w:p>
-        </w:tc>
-        <w:tc>
-          <w:tcPr>
-            <w:tcW w:type="dxa" w:w="7483"/>
-          </w:tcPr>
-          <w:p>
-            <w:pPr>
-              <w:keepNext/>
-              <w:spacing w:line="240" w:lineRule="auto" w:before="0" w:after="0"/>
-              <w:ind w:firstLine="0"/>
-              <w:jc w:val="left"/>
-            </w:pPr>
-            <w:r>
-              <w:rPr>
-                <w:rFonts w:ascii="Times New Roman" w:hAnsi="Times New Roman" w:cs="Times New Roman" w:eastAsia="Times New Roman"/>
-                <w:b w:val="0"/>
-                <w:color w:val="000000"/>
-                <w:sz w:val="22"/>
-              </w:rPr>
-              <w:t>Every protected request is checked on the server against the role and status of the user; a blocked account loses access immediately</w:t>
-            </w:r>
-          </w:p>
-        </w:tc>
-      </w:tr>
-      <w:tr>
-        <w:trPr>
-          <w:cantSplit w:val="true"/>
-        </w:trPr>
-        <w:tc>
-          <w:tcPr>
-            <w:tcW w:type="dxa" w:w="1020"/>
-          </w:tcPr>
-          <w:p>
-            <w:pPr>
-              <w:keepNext/>
-              <w:spacing w:line="240" w:lineRule="auto" w:before="0" w:after="0"/>
-              <w:ind w:firstLine="0"/>
-              <w:jc w:val="left"/>
-            </w:pPr>
-            <w:r>
-              <w:rPr>
-                <w:rFonts w:ascii="Times New Roman" w:hAnsi="Times New Roman" w:cs="Times New Roman" w:eastAsia="Times New Roman"/>
-                <w:b w:val="0"/>
-                <w:color w:val="000000"/>
-                <w:sz w:val="22"/>
-              </w:rPr>
-              <w:t>NFR-13</w:t>
-            </w:r>
-          </w:p>
-        </w:tc>
-        <w:tc>
-          <w:tcPr>
-            <w:tcW w:type="dxa" w:w="1701"/>
-          </w:tcPr>
-          <w:p>
-            <w:pPr>
-              <w:keepNext/>
-              <w:spacing w:line="240" w:lineRule="auto" w:before="0" w:after="0"/>
-              <w:ind w:firstLine="0"/>
-              <w:jc w:val="left"/>
-            </w:pPr>
-            <w:r>
-              <w:rPr>
-                <w:rFonts w:ascii="Times New Roman" w:hAnsi="Times New Roman" w:cs="Times New Roman" w:eastAsia="Times New Roman"/>
-                <w:b w:val="0"/>
-                <w:color w:val="000000"/>
-                <w:sz w:val="22"/>
-              </w:rPr>
-              <w:t>Input validation</w:t>
-            </w:r>
-          </w:p>
-        </w:tc>
-        <w:tc>
-          <w:tcPr>
-            <w:tcW w:type="dxa" w:w="7483"/>
-          </w:tcPr>
-          <w:p>
-            <w:pPr>
-              <w:keepNext/>
-              <w:spacing w:line="240" w:lineRule="auto" w:before="0" w:after="0"/>
-              <w:ind w:firstLine="0"/>
-              <w:jc w:val="left"/>
-            </w:pPr>
-            <w:r>
-              <w:rPr>
-                <w:rFonts w:ascii="Times New Roman" w:hAnsi="Times New Roman" w:cs="Times New Roman" w:eastAsia="Times New Roman"/>
-                <w:b w:val="0"/>
-                <w:color w:val="000000"/>
-                <w:sz w:val="22"/>
-              </w:rPr>
-              <w:t>All input data are validated on the server, SQL queries are parameterised, and security HTTP headers are set</w:t>
-            </w:r>
-          </w:p>
-        </w:tc>
-      </w:tr>
-      <w:tr>
-        <w:trPr>
-          <w:cantSplit w:val="true"/>
-        </w:trPr>
-        <w:tc>
-          <w:tcPr>
-            <w:tcW w:type="dxa" w:w="1020"/>
-          </w:tcPr>
-          <w:p>
-            <w:pPr>
-              <w:keepNext/>
-              <w:spacing w:line="240" w:lineRule="auto" w:before="0" w:after="0"/>
-              <w:ind w:firstLine="0"/>
-              <w:jc w:val="left"/>
-            </w:pPr>
-            <w:r>
-              <w:rPr>
-                <w:rFonts w:ascii="Times New Roman" w:hAnsi="Times New Roman" w:cs="Times New Roman" w:eastAsia="Times New Roman"/>
-                <w:b w:val="0"/>
-                <w:color w:val="000000"/>
-                <w:sz w:val="22"/>
-              </w:rPr>
-              <w:t>NFR-14</w:t>
-            </w:r>
-          </w:p>
-        </w:tc>
-        <w:tc>
-          <w:tcPr>
-            <w:tcW w:type="dxa" w:w="1701"/>
-          </w:tcPr>
-          <w:p>
-            <w:pPr>
-              <w:keepNext/>
-              <w:spacing w:line="240" w:lineRule="auto" w:before="0" w:after="0"/>
-              <w:ind w:firstLine="0"/>
-              <w:jc w:val="left"/>
-            </w:pPr>
-            <w:r>
-              <w:rPr>
-                <w:rFonts w:ascii="Times New Roman" w:hAnsi="Times New Roman" w:cs="Times New Roman" w:eastAsia="Times New Roman"/>
-                <w:b w:val="0"/>
-                <w:color w:val="000000"/>
-                <w:sz w:val="22"/>
-              </w:rPr>
-              <w:t>Transport</w:t>
-            </w:r>
-          </w:p>
-        </w:tc>
-        <w:tc>
-          <w:tcPr>
-            <w:tcW w:type="dxa" w:w="7483"/>
-          </w:tcPr>
-          <w:p>
-            <w:pPr>
-              <w:keepNext/>
-              <w:spacing w:line="240" w:lineRule="auto" w:before="0" w:after="0"/>
-              <w:ind w:firstLine="0"/>
-              <w:jc w:val="left"/>
-            </w:pPr>
-            <w:r>
-              <w:rPr>
-                <w:rFonts w:ascii="Times New Roman" w:hAnsi="Times New Roman" w:cs="Times New Roman" w:eastAsia="Times New Roman"/>
-                <w:b w:val="0"/>
-                <w:color w:val="000000"/>
-                <w:sz w:val="22"/>
-              </w:rPr>
-              <w:t>All communication between the browser, the server and the external services uses HTTPS</w:t>
-            </w:r>
-          </w:p>
-        </w:tc>
-      </w:tr>
-      <w:tr>
-        <w:trPr>
-          <w:cantSplit w:val="true"/>
-        </w:trPr>
-        <w:tc>
-          <w:tcPr>
-            <w:tcW w:type="dxa" w:w="1020"/>
-          </w:tcPr>
-          <w:p>
-            <w:pPr>
-              <w:keepNext/>
-              <w:spacing w:line="240" w:lineRule="auto" w:before="0" w:after="0"/>
-              <w:ind w:firstLine="0"/>
-              <w:jc w:val="left"/>
-            </w:pPr>
-            <w:r>
-              <w:rPr>
-                <w:rFonts w:ascii="Times New Roman" w:hAnsi="Times New Roman" w:cs="Times New Roman" w:eastAsia="Times New Roman"/>
-                <w:b w:val="0"/>
-                <w:color w:val="000000"/>
-                <w:sz w:val="22"/>
-              </w:rPr>
-              <w:t>NFR-15</w:t>
-            </w:r>
-          </w:p>
-        </w:tc>
-        <w:tc>
-          <w:tcPr>
-            <w:tcW w:type="dxa" w:w="1701"/>
-          </w:tcPr>
-          <w:p>
-            <w:pPr>
-              <w:keepNext/>
-              <w:spacing w:line="240" w:lineRule="auto" w:before="0" w:after="0"/>
-              <w:ind w:firstLine="0"/>
-              <w:jc w:val="left"/>
-            </w:pPr>
-            <w:r>
-              <w:rPr>
-                <w:rFonts w:ascii="Times New Roman" w:hAnsi="Times New Roman" w:cs="Times New Roman" w:eastAsia="Times New Roman"/>
-                <w:b w:val="0"/>
-                <w:color w:val="000000"/>
-                <w:sz w:val="22"/>
-              </w:rPr>
-              <w:t>Personal data</w:t>
-            </w:r>
-          </w:p>
-        </w:tc>
-        <w:tc>
-          <w:tcPr>
-            <w:tcW w:type="dxa" w:w="7483"/>
-          </w:tcPr>
-          <w:p>
-            <w:pPr>
-              <w:keepNext/>
-              <w:spacing w:line="240" w:lineRule="auto" w:before="0" w:after="0"/>
-              <w:ind w:firstLine="0"/>
-              <w:jc w:val="left"/>
-            </w:pPr>
-            <w:r>
-              <w:rPr>
-                <w:rFonts w:ascii="Times New Roman" w:hAnsi="Times New Roman" w:cs="Times New Roman" w:eastAsia="Times New Roman"/>
-                <w:b w:val="0"/>
-                <w:color w:val="000000"/>
-                <w:sz w:val="22"/>
-              </w:rPr>
-              <w:t>Only the data needed for trading are collected (name, e-mail, phone, region), in line with Law No. 195/2024 [3]</w:t>
-            </w:r>
-          </w:p>
-        </w:tc>
-      </w:tr>
-    </w:tbl>
-    <w:p>
-      <w:pPr>
-        <w:keepNext/>
-        <w:spacing w:after="0"/>
-      </w:pPr>
-    </w:p>
-    <w:p>
-      <w:pPr>
-        <w:pStyle w:val="BodyText2026"/>
-      </w:pPr>
-      <w:r>
-        <w:rPr>
-          <w:rFonts w:ascii="Times New Roman" w:hAnsi="Times New Roman" w:cs="Times New Roman" w:eastAsia="Times New Roman"/>
-          <w:color w:val="000000"/>
-          <w:sz w:val="24"/>
-        </w:rPr>
-        <w:t>The system is considered acceptable when all of the following criteria are met:</w:t>
-      </w:r>
-    </w:p>
-    <w:p>
-      <w:pPr>
-        <w:pStyle w:val="ListParagraph"/>
-        <w:numPr>
-          <w:ilvl w:val="0"/>
-          <w:numId w:val="9"/>
-        </w:numPr>
-        <w:jc w:val="both"/>
-      </w:pPr>
-      <w:r>
-        <w:rPr>
-          <w:rFonts w:ascii="Times New Roman" w:hAnsi="Times New Roman" w:cs="Times New Roman" w:eastAsia="Times New Roman"/>
-          <w:color w:val="000000"/>
-          <w:sz w:val="24"/>
-        </w:rPr>
-        <w:t>all mandatory functional requirements are implemented and each is covered by at least one test case;</w:t>
-      </w:r>
-    </w:p>
-    <w:p>
-      <w:pPr>
-        <w:pStyle w:val="ListParagraph"/>
-        <w:numPr>
-          <w:ilvl w:val="0"/>
-          <w:numId w:val="9"/>
-        </w:numPr>
-        <w:jc w:val="both"/>
-      </w:pPr>
-      <w:r>
-        <w:rPr>
-          <w:rFonts w:ascii="Times New Roman" w:hAnsi="Times New Roman" w:cs="Times New Roman" w:eastAsia="Times New Roman"/>
-          <w:color w:val="000000"/>
-          <w:sz w:val="24"/>
-        </w:rPr>
-        <w:t>the automated test cases TC01–TC19 pass on every change of the code;</w:t>
-      </w:r>
-    </w:p>
-    <w:p>
-      <w:pPr>
-        <w:pStyle w:val="ListParagraph"/>
-        <w:numPr>
-          <w:ilvl w:val="0"/>
-          <w:numId w:val="9"/>
-        </w:numPr>
-        <w:jc w:val="both"/>
-      </w:pPr>
-      <w:r>
-        <w:rPr>
-          <w:rFonts w:ascii="Times New Roman" w:hAnsi="Times New Roman" w:cs="Times New Roman" w:eastAsia="Times New Roman"/>
-          <w:color w:val="000000"/>
-          <w:sz w:val="24"/>
-        </w:rPr>
-        <w:t>the key user flows F1–F4 can be completed in the public version of the platform;</w:t>
-      </w:r>
-    </w:p>
-    <w:p>
-      <w:pPr>
-        <w:pStyle w:val="ListParagraph"/>
-        <w:numPr>
-          <w:ilvl w:val="0"/>
-          <w:numId w:val="9"/>
-        </w:numPr>
-        <w:jc w:val="both"/>
-      </w:pPr>
-      <w:r>
-        <w:rPr>
-          <w:rFonts w:ascii="Times New Roman" w:hAnsi="Times New Roman" w:cs="Times New Roman" w:eastAsia="Times New Roman"/>
-          <w:color w:val="000000"/>
-          <w:sz w:val="24"/>
-        </w:rPr>
-        <w:t>the measurable non-functional requirements are verified and their results reported in the implementation chapter of the project report.</w:t>
-      </w:r>
-    </w:p>
-    <w:p>
-      <w:pPr>
-        <w:pStyle w:val="BodyText2026"/>
-      </w:pPr>
-      <w:r>
-        <w:rPr>
-          <w:rFonts w:ascii="Times New Roman" w:hAnsi="Times New Roman" w:cs="Times New Roman" w:eastAsia="Times New Roman"/>
-          <w:color w:val="000000"/>
-          <w:sz w:val="24"/>
-        </w:rPr>
-        <w:t>With these criteria the specification is complete. It translates the findings of the field analysis into 22 functional and 15 non-functional requirements, all traceable to use cases and tests, and it is the starting point for the UML modelling of the system in the UML modelling chapter of the project report.</w:t>
-      </w:r>
-    </w:p>
-    <w:p>
-      <w:pPr>
-        <w:pStyle w:val="Heading1"/>
-      </w:pPr>
-      <w:bookmarkStart w:id="107" w:name="_Toc900107"/>
-      <w:r>
-        <w:rPr>
-          <w:rFonts w:ascii="Times New Roman" w:hAnsi="Times New Roman" w:cs="Times New Roman" w:eastAsia="Times New Roman"/>
-          <w:b/>
-          <w:color w:val="000000"/>
-          <w:sz w:val="26"/>
-        </w:rPr>
-        <w:t>REFERENCES</w:t>
-      </w:r>
-      <w:bookmarkEnd w:id="107"/>
     </w:p>
     <w:p>
       <w:pPr>
@@ -11575,26 +9991,6 @@
         <w:t>[4]</w:t>
         <w:tab/>
         <w:t>M. Cohn, User Stories Applied: For Agile Software Development. Boston, MA, USA: Addison-Wesley, 2004.</w:t>
-      </w:r>
-    </w:p>
-    <w:p>
-      <w:pPr>
-        <w:tabs>
-          <w:tab w:pos="567" w:val="left"/>
-        </w:tabs>
-        <w:spacing w:after="60"/>
-        <w:ind w:left="567" w:hanging="567"/>
-        <w:jc w:val="left"/>
-      </w:pPr>
-      <w:r>
-        <w:rPr>
-          <w:rFonts w:ascii="Times New Roman" w:hAnsi="Times New Roman" w:cs="Times New Roman" w:eastAsia="Times New Roman"/>
-          <w:color w:val="000000"/>
-          <w:sz w:val="24"/>
-        </w:rPr>
-        <w:t>[5]</w:t>
-        <w:tab/>
-        <w:t>OWASP Foundation, "OWASP Top 10:2021 – The ten most critical web application security risks." [Online]. Available: https://owasp.org/Top10/ (accessed Oct. 12, 2026).</w:t>
       </w:r>
     </w:p>
     <w:sectPr>
